--- a/tillsyn/A 9734-2026 tillsynsbegäran.docx
+++ b/tillsyn/A 9734-2026 tillsynsbegäran.docx
@@ -285,7 +285,7 @@
     <w:r>
       <w:tab/>
       <w:tab/>
-      <w:t>2026-02-28</w:t>
+      <w:t>2026-03-01</w:t>
       <w:br/>
       <w:br/>
     </w:r>

--- a/tillsyn/A 9734-2026 tillsynsbegäran.docx
+++ b/tillsyn/A 9734-2026 tillsynsbegäran.docx
@@ -285,7 +285,7 @@
     <w:r>
       <w:tab/>
       <w:tab/>
-      <w:t>2026-03-01</w:t>
+      <w:t>2026-03-02</w:t>
       <w:br/>
       <w:br/>
     </w:r>

--- a/tillsyn/A 9734-2026 tillsynsbegäran.docx
+++ b/tillsyn/A 9734-2026 tillsynsbegäran.docx
@@ -285,7 +285,7 @@
     <w:r>
       <w:tab/>
       <w:tab/>
-      <w:t>2026-03-02</w:t>
+      <w:t>2026-03-03</w:t>
       <w:br/>
       <w:br/>
     </w:r>

--- a/tillsyn/A 9734-2026 tillsynsbegäran.docx
+++ b/tillsyn/A 9734-2026 tillsynsbegäran.docx
@@ -285,7 +285,7 @@
     <w:r>
       <w:tab/>
       <w:tab/>
-      <w:t>2026-03-03</w:t>
+      <w:t>2026-03-04</w:t>
       <w:br/>
       <w:br/>
     </w:r>

--- a/tillsyn/A 9734-2026 tillsynsbegäran.docx
+++ b/tillsyn/A 9734-2026 tillsynsbegäran.docx
@@ -285,7 +285,7 @@
     <w:r>
       <w:tab/>
       <w:tab/>
-      <w:t>2026-03-04</w:t>
+      <w:t>2026-03-05</w:t>
       <w:br/>
       <w:br/>
     </w:r>

--- a/tillsyn/A 9734-2026 tillsynsbegäran.docx
+++ b/tillsyn/A 9734-2026 tillsynsbegäran.docx
@@ -285,7 +285,7 @@
     <w:r>
       <w:tab/>
       <w:tab/>
-      <w:t>2026-03-05</w:t>
+      <w:t>2026-03-06</w:t>
       <w:br/>
       <w:br/>
     </w:r>

--- a/tillsyn/A 9734-2026 tillsynsbegäran.docx
+++ b/tillsyn/A 9734-2026 tillsynsbegäran.docx
@@ -12,7 +12,7 @@
     </w:p>
     <w:p>
       <w:r>
-        <w:t>Detta dokument behandlar höga naturvärden i avverkningsanmälan A 9734-2026 i Kramfors kommun. Denna avverkningsanmälan inkom 2026-02-19 11:35:40 och omfattar 1,1 ha.</w:t>
+        <w:t>Detta dokument behandlar höga naturvärden i avverkningsanmälan A 9734-2026 i Kramfors kommun. Denna avverkningsanmälan inkom 2026-02-19 00:00:00 och omfattar 1,1 ha.</w:t>
       </w:r>
     </w:p>
     <w:p>
@@ -285,7 +285,7 @@
     <w:r>
       <w:tab/>
       <w:tab/>
-      <w:t>2026-03-06</w:t>
+      <w:t>2026-03-07</w:t>
       <w:br/>
       <w:br/>
     </w:r>

--- a/tillsyn/A 9734-2026 tillsynsbegäran.docx
+++ b/tillsyn/A 9734-2026 tillsynsbegäran.docx
@@ -285,7 +285,7 @@
     <w:r>
       <w:tab/>
       <w:tab/>
-      <w:t>2026-03-07</w:t>
+      <w:t>2026-03-08</w:t>
       <w:br/>
       <w:br/>
     </w:r>

--- a/tillsyn/A 9734-2026 tillsynsbegäran.docx
+++ b/tillsyn/A 9734-2026 tillsynsbegäran.docx
@@ -285,7 +285,7 @@
     <w:r>
       <w:tab/>
       <w:tab/>
-      <w:t>2026-03-08</w:t>
+      <w:t>2026-03-09</w:t>
       <w:br/>
       <w:br/>
     </w:r>

--- a/tillsyn/A 9734-2026 tillsynsbegäran.docx
+++ b/tillsyn/A 9734-2026 tillsynsbegäran.docx
@@ -285,7 +285,7 @@
     <w:r>
       <w:tab/>
       <w:tab/>
-      <w:t>2026-03-09</w:t>
+      <w:t>2026-03-10</w:t>
       <w:br/>
       <w:br/>
     </w:r>
